--- a/Entregables_pt_app/09_informe_final/anexo_calculos.docx
+++ b/Entregables_pt_app/09_informe_final/anexo_calculos.docx
@@ -1434,11 +1434,96 @@
       <w:pPr>
         <w:pStyle w:val="BodyText"/>
       </w:pPr>
-      <w:r>
-        <w:t xml:space="preserve">$$
-    s_{\bar{x}} = \sqrt{s_{\bar{x}}^2}} = \sqrt{0.00012345} = 0.011111
-    $$</w:t>
-      </w:r>
+      <m:oMathPara>
+        <m:oMathParaPr>
+          <m:jc m:val="center"/>
+        </m:oMathParaPr>
+        <m:oMath>
+          <m:sSub>
+            <m:e>
+              <m:r>
+                <m:t>s</m:t>
+              </m:r>
+            </m:e>
+            <m:sub>
+              <m:acc>
+                <m:accPr>
+                  <m:chr m:val="‾"/>
+                </m:accPr>
+                <m:e>
+                  <m:r>
+                    <m:t>x</m:t>
+                  </m:r>
+                </m:e>
+              </m:acc>
+            </m:sub>
+          </m:sSub>
+          <m:r>
+            <m:rPr>
+              <m:sty m:val="p"/>
+            </m:rPr>
+            <m:t>=</m:t>
+          </m:r>
+          <m:rad>
+            <m:radPr>
+              <m:degHide m:val="on"/>
+            </m:radPr>
+            <m:deg/>
+            <m:e>
+              <m:sSubSup>
+                <m:e>
+                  <m:r>
+                    <m:t>s</m:t>
+                  </m:r>
+                </m:e>
+                <m:sub>
+                  <m:acc>
+                    <m:accPr>
+                      <m:chr m:val="‾"/>
+                    </m:accPr>
+                    <m:e>
+                      <m:r>
+                        <m:t>x</m:t>
+                      </m:r>
+                    </m:e>
+                  </m:acc>
+                </m:sub>
+                <m:sup>
+                  <m:r>
+                    <m:t>2</m:t>
+                  </m:r>
+                </m:sup>
+              </m:sSubSup>
+            </m:e>
+          </m:rad>
+          <m:r>
+            <m:rPr>
+              <m:sty m:val="p"/>
+            </m:rPr>
+            <m:t>=</m:t>
+          </m:r>
+          <m:rad>
+            <m:radPr>
+              <m:degHide m:val="on"/>
+            </m:radPr>
+            <m:deg/>
+            <m:e>
+              <m:r>
+                <m:t>0.00012345</m:t>
+              </m:r>
+            </m:e>
+          </m:rad>
+          <m:r>
+            <m:rPr>
+              <m:sty m:val="p"/>
+            </m:rPr>
+            <m:t>=</m:t>
+          </m:r>
+          <m:r>
+            <m:t>0.011111</m:t>
+          </m:r>
+        </m:oMath>
+      </m:oMathPara>
     </w:p>
     <w:bookmarkEnd w:id="12"/>
     <w:bookmarkStart w:id="13" w:name="X06e0f734b1c4d00733e9840d0e6f9b0b3cb284e"/>
@@ -8816,7 +8901,7 @@
         <w:rPr>
           <w:rStyle w:val="StringTok"/>
         </w:rPr>
-        <w:t xml:space="preserve">"deliv/08_beta/R/funciones_finales.R"</w:t>
+        <w:t xml:space="preserve">"Entregables_pt_app/08_beta/R/funciones_finales.R"</w:t>
       </w:r>
       <w:r>
         <w:rPr>
@@ -9858,7 +9943,7 @@
           <w:b/>
           <w:bCs/>
         </w:rPr>
-        <w:t xml:space="preserve">ISO 17043:2024</w:t>
+        <w:t xml:space="preserve">ISO 17043:2023</w:t>
       </w:r>
       <w:r>
         <w:t xml:space="preserve"> </w:t>
